--- a/hin/docx/003.content.docx
+++ b/hin/docx/003.content.docx
@@ -4840,7 +4840,43 @@
         <w:rPr>
           <w:lang w:val="hi_IN" w:bidi="hi_IN"/>
         </w:rPr>
-        <w:t>तीन लेख निम्नलिखित हैं जो आत्मा के तीन प्रमुख पहलुओं का वर्णन करते हैं: (1) परमेश्वर का आत्मा; (2) यीशु मसीह का आत्मा; (3) मनुष्य की आत्मा।</w:t>
+        <w:t xml:space="preserve">तीन लेख निम्नलिखित हैं जो आत्मा के तीन प्रमुख पहलुओं का वर्णन करते हैं: (1) </w:t>
+      </w:r>
+      <w:r>
+        <w:rPr>
+          <w:lang w:val="hi_IN" w:bidi="hi_IN"/>
+        </w:rPr>
+        <w:t>परमेश्वर का आत्मा</w:t>
+      </w:r>
+      <w:r>
+        <w:rPr>
+          <w:lang w:val="hi_IN" w:bidi="hi_IN"/>
+        </w:rPr>
+        <w:t xml:space="preserve">; (2) </w:t>
+      </w:r>
+      <w:r>
+        <w:rPr>
+          <w:lang w:val="hi_IN" w:bidi="hi_IN"/>
+        </w:rPr>
+        <w:t>यीशु मसीह का आत्मा</w:t>
+      </w:r>
+      <w:r>
+        <w:rPr>
+          <w:lang w:val="hi_IN" w:bidi="hi_IN"/>
+        </w:rPr>
+        <w:t xml:space="preserve">; (3) </w:t>
+      </w:r>
+      <w:r>
+        <w:rPr>
+          <w:lang w:val="hi_IN" w:bidi="hi_IN"/>
+        </w:rPr>
+        <w:t>मनुष्य की आत्मा</w:t>
+      </w:r>
+      <w:r>
+        <w:rPr>
+          <w:lang w:val="hi_IN" w:bidi="hi_IN"/>
+        </w:rPr>
+        <w:t>।</w:t>
       </w:r>
     </w:p>
     <w:p>

--- a/hin/docx/003.content.docx
+++ b/hin/docx/003.content.docx
@@ -4838,9 +4838,16 @@
       </w:r>
       <w:r>
         <w:rPr>
-          <w:lang w:val="hi_IN" w:bidi="hi_IN"/>
-        </w:rPr>
-        <w:t xml:space="preserve">तीन लेख निम्नलिखित हैं जो आत्मा के तीन प्रमुख पहलुओं का वर्णन करते हैं: (1) </w:t>
+          <w:i/>
+          <w:lang w:val="hi_IN" w:bidi="hi_IN"/>
+        </w:rPr>
+        <w:t>यह भी देखें</w:t>
+      </w:r>
+      <w:r>
+        <w:rPr>
+          <w:lang w:val="hi_IN" w:bidi="hi_IN"/>
+        </w:rPr>
+        <w:t xml:space="preserve"> </w:t>
       </w:r>
       <w:r>
         <w:rPr>
@@ -4852,7 +4859,7 @@
         <w:rPr>
           <w:lang w:val="hi_IN" w:bidi="hi_IN"/>
         </w:rPr>
-        <w:t xml:space="preserve">; (2) </w:t>
+        <w:t xml:space="preserve">; </w:t>
       </w:r>
       <w:r>
         <w:rPr>
@@ -4864,7 +4871,7 @@
         <w:rPr>
           <w:lang w:val="hi_IN" w:bidi="hi_IN"/>
         </w:rPr>
-        <w:t xml:space="preserve">; (3) </w:t>
+        <w:t xml:space="preserve">; </w:t>
       </w:r>
       <w:r>
         <w:rPr>
